--- a/pr-preview/pr-30/chapters/07-confounding.docx
+++ b/pr-preview/pr-30/chapters/07-confounding.docx
@@ -770,11 +770,17 @@
       <w:r>
         <w:t xml:space="preserve">The observed association includes both:</w:t>
       </w:r>
-      <w:r>
-        <w:t xml:space="preserve"> </w:t>
-      </w:r>
-      <w:r>
-        <w:t xml:space="preserve">- The causal effect of</w:t>
+    </w:p>
+    <w:p>
+      <w:pPr>
+        <w:pStyle w:val="Compact"/>
+        <w:numPr>
+          <w:ilvl w:val="0"/>
+          <w:numId w:val="1002"/>
+        </w:numPr>
+      </w:pPr>
+      <w:r>
+        <w:t xml:space="preserve">The causal effect of</w:t>
       </w:r>
       <w:r>
         <w:t xml:space="preserve"> </w:t>
@@ -798,11 +804,17 @@
           <m:t>Y</m:t>
         </m:r>
       </m:oMath>
-      <w:r>
-        <w:t xml:space="preserve"> </w:t>
-      </w:r>
-      <w:r>
-        <w:t xml:space="preserve">- The confounding bias due to the common cause</w:t>
+    </w:p>
+    <w:p>
+      <w:pPr>
+        <w:pStyle w:val="Compact"/>
+        <w:numPr>
+          <w:ilvl w:val="0"/>
+          <w:numId w:val="1002"/>
+        </w:numPr>
+      </w:pPr>
+      <w:r>
+        <w:t xml:space="preserve">The confounding bias due to the common cause</w:t>
       </w:r>
       <w:r>
         <w:t xml:space="preserve"> </w:t>
@@ -833,28 +845,46 @@
         </w:rPr>
         <w:t xml:space="preserve">Example 1: Healthy worker bias</w:t>
       </w:r>
-      <w:r>
-        <w:t xml:space="preserve"> </w:t>
-      </w:r>
-      <w:r>
-        <w:t xml:space="preserve">- Healthier individuals are more likely to be employed (employed → more likely to be exposed at work)</w:t>
-      </w:r>
-      <w:r>
-        <w:t xml:space="preserve"> </w:t>
-      </w:r>
-      <w:r>
-        <w:t xml:space="preserve">- Healthier individuals have better outcomes</w:t>
-      </w:r>
-      <w:r>
-        <w:t xml:space="preserve"> </w:t>
-      </w:r>
-      <w:r>
-        <w:t xml:space="preserve">- Comparing employed vs. unemployed introduces confounding by health status</w:t>
-      </w:r>
-    </w:p>
-    <w:p>
-      <w:pPr>
-        <w:pStyle w:val="BodyText"/>
+    </w:p>
+    <w:p>
+      <w:pPr>
+        <w:pStyle w:val="Compact"/>
+        <w:numPr>
+          <w:ilvl w:val="0"/>
+          <w:numId w:val="1003"/>
+        </w:numPr>
+      </w:pPr>
+      <w:r>
+        <w:t xml:space="preserve">Healthier individuals are more likely to be employed (employed → more likely to be exposed at work)</w:t>
+      </w:r>
+    </w:p>
+    <w:p>
+      <w:pPr>
+        <w:pStyle w:val="Compact"/>
+        <w:numPr>
+          <w:ilvl w:val="0"/>
+          <w:numId w:val="1003"/>
+        </w:numPr>
+      </w:pPr>
+      <w:r>
+        <w:t xml:space="preserve">Healthier individuals have better outcomes</w:t>
+      </w:r>
+    </w:p>
+    <w:p>
+      <w:pPr>
+        <w:pStyle w:val="Compact"/>
+        <w:numPr>
+          <w:ilvl w:val="0"/>
+          <w:numId w:val="1003"/>
+        </w:numPr>
+      </w:pPr>
+      <w:r>
+        <w:t xml:space="preserve">Comparing employed vs. unemployed introduces confounding by health status</w:t>
+      </w:r>
+    </w:p>
+    <w:p>
+      <w:pPr>
+        <w:pStyle w:val="FirstParagraph"/>
       </w:pPr>
       <w:r>
         <w:rPr>
@@ -863,28 +893,46 @@
         </w:rPr>
         <w:t xml:space="preserve">Example 2: Confounding by indication</w:t>
       </w:r>
-      <w:r>
-        <w:t xml:space="preserve"> </w:t>
-      </w:r>
-      <w:r>
-        <w:t xml:space="preserve">- Sicker patients receive more aggressive treatment</w:t>
-      </w:r>
-      <w:r>
-        <w:t xml:space="preserve"> </w:t>
-      </w:r>
-      <w:r>
-        <w:t xml:space="preserve">- Sicker patients have worse outcomes</w:t>
-      </w:r>
-      <w:r>
-        <w:t xml:space="preserve"> </w:t>
-      </w:r>
-      <w:r>
-        <w:t xml:space="preserve">- Treatment appears harmful when in fact it may be beneficial</w:t>
-      </w:r>
-    </w:p>
-    <w:p>
-      <w:pPr>
-        <w:pStyle w:val="BodyText"/>
+    </w:p>
+    <w:p>
+      <w:pPr>
+        <w:pStyle w:val="Compact"/>
+        <w:numPr>
+          <w:ilvl w:val="0"/>
+          <w:numId w:val="1004"/>
+        </w:numPr>
+      </w:pPr>
+      <w:r>
+        <w:t xml:space="preserve">Sicker patients receive more aggressive treatment</w:t>
+      </w:r>
+    </w:p>
+    <w:p>
+      <w:pPr>
+        <w:pStyle w:val="Compact"/>
+        <w:numPr>
+          <w:ilvl w:val="0"/>
+          <w:numId w:val="1004"/>
+        </w:numPr>
+      </w:pPr>
+      <w:r>
+        <w:t xml:space="preserve">Sicker patients have worse outcomes</w:t>
+      </w:r>
+    </w:p>
+    <w:p>
+      <w:pPr>
+        <w:pStyle w:val="Compact"/>
+        <w:numPr>
+          <w:ilvl w:val="0"/>
+          <w:numId w:val="1004"/>
+        </w:numPr>
+      </w:pPr>
+      <w:r>
+        <w:t xml:space="preserve">Treatment appears harmful when in fact it may be beneficial</w:t>
+      </w:r>
+    </w:p>
+    <w:p>
+      <w:pPr>
+        <w:pStyle w:val="FirstParagraph"/>
       </w:pPr>
       <w:r>
         <w:rPr>
@@ -896,15 +944,15 @@
       <w:r>
         <w:t xml:space="preserve">:</w:t>
       </w:r>
-      <w:r>
-        <w:t xml:space="preserve"> </w:t>
-      </w:r>
-      <w:r>
-        <w:t xml:space="preserve">-</w:t>
-      </w:r>
-      <w:r>
-        <w:t xml:space="preserve"> </w:t>
-      </w:r>
+    </w:p>
+    <w:p>
+      <w:pPr>
+        <w:pStyle w:val="Compact"/>
+        <w:numPr>
+          <w:ilvl w:val="0"/>
+          <w:numId w:val="1005"/>
+        </w:numPr>
+      </w:pPr>
       <w:r>
         <w:rPr>
           <w:b/>
@@ -915,15 +963,15 @@
       <w:r>
         <w:t xml:space="preserve">: Makes treatment appear more beneficial (or more harmful) than it truly is</w:t>
       </w:r>
-      <w:r>
-        <w:t xml:space="preserve"> </w:t>
-      </w:r>
-      <w:r>
-        <w:t xml:space="preserve">-</w:t>
-      </w:r>
-      <w:r>
-        <w:t xml:space="preserve"> </w:t>
-      </w:r>
+    </w:p>
+    <w:p>
+      <w:pPr>
+        <w:pStyle w:val="Compact"/>
+        <w:numPr>
+          <w:ilvl w:val="0"/>
+          <w:numId w:val="1005"/>
+        </w:numPr>
+      </w:pPr>
       <w:r>
         <w:rPr>
           <w:b/>
@@ -934,15 +982,15 @@
       <w:r>
         <w:t xml:space="preserve">: Makes treatment appear less beneficial (or less harmful) than it truly is</w:t>
       </w:r>
-      <w:r>
-        <w:t xml:space="preserve"> </w:t>
-      </w:r>
-      <w:r>
-        <w:t xml:space="preserve">-</w:t>
-      </w:r>
-      <w:r>
-        <w:t xml:space="preserve"> </w:t>
-      </w:r>
+    </w:p>
+    <w:p>
+      <w:pPr>
+        <w:pStyle w:val="Compact"/>
+        <w:numPr>
+          <w:ilvl w:val="0"/>
+          <w:numId w:val="1005"/>
+        </w:numPr>
+      </w:pPr>
       <w:r>
         <w:rPr>
           <w:b/>
@@ -1266,21 +1314,27 @@
       <w:r>
         <w:t xml:space="preserve">:</w:t>
       </w:r>
-      <w:r>
-        <w:t xml:space="preserve"> </w:t>
-      </w:r>
-      <w:r>
-        <w:t xml:space="preserve">- Young and old people equally likely to exercise</w:t>
-      </w:r>
-      <w:r>
-        <w:t xml:space="preserve"> </w:t>
-      </w:r>
-      <w:r>
-        <w:t xml:space="preserve">-</w:t>
-      </w:r>
-      <w:r>
-        <w:t xml:space="preserve"> </w:t>
-      </w:r>
+    </w:p>
+    <w:p>
+      <w:pPr>
+        <w:pStyle w:val="Compact"/>
+        <w:numPr>
+          <w:ilvl w:val="0"/>
+          <w:numId w:val="1006"/>
+        </w:numPr>
+      </w:pPr>
+      <w:r>
+        <w:t xml:space="preserve">Young and old people equally likely to exercise</w:t>
+      </w:r>
+    </w:p>
+    <w:p>
+      <w:pPr>
+        <w:pStyle w:val="Compact"/>
+        <w:numPr>
+          <w:ilvl w:val="0"/>
+          <w:numId w:val="1006"/>
+        </w:numPr>
+      </w:pPr>
       <m:oMath>
         <m:r>
           <m:t>E</m:t>
@@ -1402,7 +1456,7 @@
     </w:p>
     <w:p>
       <w:pPr>
-        <w:pStyle w:val="BodyText"/>
+        <w:pStyle w:val="FirstParagraph"/>
       </w:pPr>
       <w:r>
         <w:rPr>
@@ -1414,27 +1468,42 @@
       <w:r>
         <w:t xml:space="preserve">:</w:t>
       </w:r>
-      <w:r>
-        <w:t xml:space="preserve"> </w:t>
-      </w:r>
-      <w:r>
-        <w:t xml:space="preserve">- Younger people more likely to exercise</w:t>
+    </w:p>
+    <w:p>
+      <w:pPr>
+        <w:pStyle w:val="Compact"/>
+        <w:numPr>
+          <w:ilvl w:val="0"/>
+          <w:numId w:val="1007"/>
+        </w:numPr>
+      </w:pPr>
+      <w:r>
+        <w:t xml:space="preserve">Younger people more likely to exercise</w:t>
       </w:r>
       <w:r>
         <w:br/>
       </w:r>
-      <w:r>
-        <w:t xml:space="preserve">- Younger people have lower baseline risk</w:t>
-      </w:r>
-      <w:r>
-        <w:t xml:space="preserve"> </w:t>
-      </w:r>
-      <w:r>
-        <w:t xml:space="preserve">-</w:t>
-      </w:r>
-      <w:r>
-        <w:t xml:space="preserve"> </w:t>
-      </w:r>
+    </w:p>
+    <w:p>
+      <w:pPr>
+        <w:pStyle w:val="Compact"/>
+        <w:numPr>
+          <w:ilvl w:val="0"/>
+          <w:numId w:val="1007"/>
+        </w:numPr>
+      </w:pPr>
+      <w:r>
+        <w:t xml:space="preserve">Younger people have lower baseline risk</w:t>
+      </w:r>
+    </w:p>
+    <w:p>
+      <w:pPr>
+        <w:pStyle w:val="Compact"/>
+        <w:numPr>
+          <w:ilvl w:val="0"/>
+          <w:numId w:val="1007"/>
+        </w:numPr>
+      </w:pPr>
       <m:oMath>
         <m:r>
           <m:t>E</m:t>
@@ -1553,11 +1622,17 @@
       <w:r>
         <w:t xml:space="preserve">(not exchangeable)</w:t>
       </w:r>
-      <w:r>
-        <w:t xml:space="preserve"> </w:t>
-      </w:r>
-      <w:r>
-        <w:t xml:space="preserve">- Those who exercise would have had better outcomes even without exercising</w:t>
+    </w:p>
+    <w:p>
+      <w:pPr>
+        <w:pStyle w:val="Compact"/>
+        <w:numPr>
+          <w:ilvl w:val="0"/>
+          <w:numId w:val="1007"/>
+        </w:numPr>
+      </w:pPr>
+      <w:r>
+        <w:t xml:space="preserve">Those who exercise would have had better outcomes even without exercising</w:t>
       </w:r>
     </w:p>
     <w:bookmarkEnd w:id="23"/>
@@ -1864,11 +1939,17 @@
       <w:r>
         <w:t xml:space="preserve">:</w:t>
       </w:r>
-      <w:r>
-        <w:t xml:space="preserve"> </w:t>
-      </w:r>
-      <w:r>
-        <w:t xml:space="preserve">- Starts with an arrow into</w:t>
+    </w:p>
+    <w:p>
+      <w:pPr>
+        <w:pStyle w:val="Compact"/>
+        <w:numPr>
+          <w:ilvl w:val="0"/>
+          <w:numId w:val="1008"/>
+        </w:numPr>
+      </w:pPr>
+      <w:r>
+        <w:t xml:space="preserve">Starts with an arrow into</w:t>
       </w:r>
       <w:r>
         <w:t xml:space="preserve"> </w:t>
@@ -1907,11 +1988,17 @@
       <w:r>
         <w:t xml:space="preserve">)</w:t>
       </w:r>
-      <w:r>
-        <w:t xml:space="preserve"> </w:t>
-      </w:r>
-      <w:r>
-        <w:t xml:space="preserve">- Connects</w:t>
+    </w:p>
+    <w:p>
+      <w:pPr>
+        <w:pStyle w:val="Compact"/>
+        <w:numPr>
+          <w:ilvl w:val="0"/>
+          <w:numId w:val="1008"/>
+        </w:numPr>
+      </w:pPr>
+      <w:r>
+        <w:t xml:space="preserve">Connects</w:t>
       </w:r>
       <w:r>
         <w:t xml:space="preserve"> </w:t>
@@ -1944,7 +2031,7 @@
     </w:p>
     <w:p>
       <w:pPr>
-        <w:pStyle w:val="BodyText"/>
+        <w:pStyle w:val="FirstParagraph"/>
       </w:pPr>
       <w:r>
         <w:rPr>
@@ -2464,7 +2551,7 @@
       <w:pPr>
         <w:numPr>
           <w:ilvl w:val="0"/>
-          <w:numId w:val="1002"/>
+          <w:numId w:val="1009"/>
         </w:numPr>
       </w:pPr>
       <w:r>
@@ -2510,7 +2597,7 @@
       <w:pPr>
         <w:numPr>
           <w:ilvl w:val="0"/>
-          <w:numId w:val="1002"/>
+          <w:numId w:val="1009"/>
         </w:numPr>
       </w:pPr>
       <w:r>
@@ -2556,7 +2643,7 @@
       <w:pPr>
         <w:numPr>
           <w:ilvl w:val="0"/>
-          <w:numId w:val="1002"/>
+          <w:numId w:val="1009"/>
         </w:numPr>
       </w:pPr>
       <w:r>
@@ -2574,7 +2661,7 @@
       <w:pPr>
         <w:numPr>
           <w:ilvl w:val="0"/>
-          <w:numId w:val="1002"/>
+          <w:numId w:val="1009"/>
         </w:numPr>
       </w:pPr>
       <w:r>
@@ -2771,15 +2858,15 @@
       <w:r>
         <w:t xml:space="preserve">is a confounder if:</w:t>
       </w:r>
-      <w:r>
-        <w:t xml:space="preserve"> </w:t>
-      </w:r>
-      <w:r>
-        <w:t xml:space="preserve">-</w:t>
-      </w:r>
-      <w:r>
-        <w:t xml:space="preserve"> </w:t>
-      </w:r>
+    </w:p>
+    <w:p>
+      <w:pPr>
+        <w:pStyle w:val="Compact"/>
+        <w:numPr>
+          <w:ilvl w:val="0"/>
+          <w:numId w:val="1010"/>
+        </w:numPr>
+      </w:pPr>
       <m:oMath>
         <m:r>
           <m:t>L</m:t>
@@ -2816,14 +2903,75 @@
     </w:p>
     <w:p>
       <w:pPr>
+        <w:pStyle w:val="FirstParagraph"/>
+      </w:pPr>
+      <w:r>
+        <w:rPr>
+          <w:b/>
+          <w:bCs/>
+        </w:rPr>
+        <w:t xml:space="preserve">Differences</w:t>
+      </w:r>
+      <w:r>
+        <w:t xml:space="preserve">:</w:t>
+      </w:r>
+    </w:p>
+    <w:p>
+      <w:pPr>
         <w:pStyle w:val="BodyText"/>
       </w:pPr>
       <w:r>
-        <w:rPr>
-          <w:b/>
-          <w:bCs/>
-        </w:rPr>
-        <w:t xml:space="preserve">Differences</w:t>
+        <w:t xml:space="preserve">The traditional definition is based on</w:t>
+      </w:r>
+      <w:r>
+        <w:t xml:space="preserve"> </w:t>
+      </w:r>
+      <w:r>
+        <w:rPr>
+          <w:b/>
+          <w:bCs/>
+        </w:rPr>
+        <w:t xml:space="preserve">associations</w:t>
+      </w:r>
+      <w:r>
+        <w:t xml:space="preserve"> </w:t>
+      </w:r>
+      <w:r>
+        <w:t xml:space="preserve">(statistical relationships).</w:t>
+      </w:r>
+      <w:r>
+        <w:t xml:space="preserve"> </w:t>
+      </w:r>
+      <w:r>
+        <w:t xml:space="preserve">The DAG definition is based on</w:t>
+      </w:r>
+      <w:r>
+        <w:t xml:space="preserve"> </w:t>
+      </w:r>
+      <w:r>
+        <w:rPr>
+          <w:b/>
+          <w:bCs/>
+        </w:rPr>
+        <w:t xml:space="preserve">causal structure</w:t>
+      </w:r>
+      <w:r>
+        <w:t xml:space="preserve"> </w:t>
+      </w:r>
+      <w:r>
+        <w:t xml:space="preserve">(graphical relationships).</w:t>
+      </w:r>
+    </w:p>
+    <w:p>
+      <w:pPr>
+        <w:pStyle w:val="BodyText"/>
+      </w:pPr>
+      <w:r>
+        <w:rPr>
+          <w:b/>
+          <w:bCs/>
+        </w:rPr>
+        <w:t xml:space="preserve">Why this matters</w:t>
       </w:r>
       <w:r>
         <w:t xml:space="preserve">:</w:t>
@@ -2831,71 +2979,10 @@
     </w:p>
     <w:p>
       <w:pPr>
-        <w:pStyle w:val="BodyText"/>
-      </w:pPr>
-      <w:r>
-        <w:t xml:space="preserve">The traditional definition is based on</w:t>
-      </w:r>
-      <w:r>
-        <w:t xml:space="preserve"> </w:t>
-      </w:r>
-      <w:r>
-        <w:rPr>
-          <w:b/>
-          <w:bCs/>
-        </w:rPr>
-        <w:t xml:space="preserve">associations</w:t>
-      </w:r>
-      <w:r>
-        <w:t xml:space="preserve"> </w:t>
-      </w:r>
-      <w:r>
-        <w:t xml:space="preserve">(statistical relationships).</w:t>
-      </w:r>
-      <w:r>
-        <w:t xml:space="preserve"> </w:t>
-      </w:r>
-      <w:r>
-        <w:t xml:space="preserve">The DAG definition is based on</w:t>
-      </w:r>
-      <w:r>
-        <w:t xml:space="preserve"> </w:t>
-      </w:r>
-      <w:r>
-        <w:rPr>
-          <w:b/>
-          <w:bCs/>
-        </w:rPr>
-        <w:t xml:space="preserve">causal structure</w:t>
-      </w:r>
-      <w:r>
-        <w:t xml:space="preserve"> </w:t>
-      </w:r>
-      <w:r>
-        <w:t xml:space="preserve">(graphical relationships).</w:t>
-      </w:r>
-    </w:p>
-    <w:p>
-      <w:pPr>
-        <w:pStyle w:val="BodyText"/>
-      </w:pPr>
-      <w:r>
-        <w:rPr>
-          <w:b/>
-          <w:bCs/>
-        </w:rPr>
-        <w:t xml:space="preserve">Why this matters</w:t>
-      </w:r>
-      <w:r>
-        <w:t xml:space="preserve">:</w:t>
-      </w:r>
-    </w:p>
-    <w:p>
-      <w:pPr>
-        <w:pStyle w:val="Compact"/>
-        <w:numPr>
-          <w:ilvl w:val="0"/>
-          <w:numId w:val="1003"/>
+        <w:pStyle w:val="Compact"/>
+        <w:numPr>
+          <w:ilvl w:val="0"/>
+          <w:numId w:val="1011"/>
         </w:numPr>
       </w:pPr>
       <w:r>
@@ -2963,7 +3050,7 @@
         <w:pStyle w:val="Compact"/>
         <w:numPr>
           <w:ilvl w:val="1"/>
-          <w:numId w:val="1004"/>
+          <w:numId w:val="1012"/>
         </w:numPr>
       </w:pPr>
       <w:r>
@@ -2997,7 +3084,7 @@
         <w:pStyle w:val="Compact"/>
         <w:numPr>
           <w:ilvl w:val="1"/>
-          <w:numId w:val="1004"/>
+          <w:numId w:val="1012"/>
         </w:numPr>
       </w:pPr>
       <w:r>
@@ -3009,7 +3096,7 @@
         <w:pStyle w:val="Compact"/>
         <w:numPr>
           <w:ilvl w:val="0"/>
-          <w:numId w:val="1003"/>
+          <w:numId w:val="1011"/>
         </w:numPr>
       </w:pPr>
       <w:r>
@@ -3077,7 +3164,7 @@
         <w:pStyle w:val="Compact"/>
         <w:numPr>
           <w:ilvl w:val="1"/>
-          <w:numId w:val="1005"/>
+          <w:numId w:val="1013"/>
         </w:numPr>
       </w:pPr>
       <w:r>
@@ -3089,7 +3176,7 @@
         <w:pStyle w:val="Compact"/>
         <w:numPr>
           <w:ilvl w:val="1"/>
-          <w:numId w:val="1005"/>
+          <w:numId w:val="1013"/>
         </w:numPr>
       </w:pPr>
       <w:r>
@@ -3144,7 +3231,7 @@
         <w:pStyle w:val="Compact"/>
         <w:numPr>
           <w:ilvl w:val="0"/>
-          <w:numId w:val="1006"/>
+          <w:numId w:val="1014"/>
         </w:numPr>
       </w:pPr>
       <w:r>
@@ -3163,7 +3250,7 @@
         <w:pStyle w:val="Compact"/>
         <w:numPr>
           <w:ilvl w:val="0"/>
-          <w:numId w:val="1006"/>
+          <w:numId w:val="1014"/>
         </w:numPr>
       </w:pPr>
       <w:r>
@@ -3197,7 +3284,7 @@
         <w:pStyle w:val="Compact"/>
         <w:numPr>
           <w:ilvl w:val="0"/>
-          <w:numId w:val="1007"/>
+          <w:numId w:val="1015"/>
         </w:numPr>
       </w:pPr>
       <m:oMath>
@@ -3256,7 +3343,7 @@
         <w:pStyle w:val="Compact"/>
         <w:numPr>
           <w:ilvl w:val="0"/>
-          <w:numId w:val="1007"/>
+          <w:numId w:val="1015"/>
         </w:numPr>
       </w:pPr>
       <m:oMath>
@@ -3296,7 +3383,7 @@
         <w:pStyle w:val="Compact"/>
         <w:numPr>
           <w:ilvl w:val="0"/>
-          <w:numId w:val="1007"/>
+          <w:numId w:val="1015"/>
         </w:numPr>
       </w:pPr>
       <w:r>
@@ -3401,28 +3488,46 @@
       <w:r>
         <w:t xml:space="preserve">SWIGs make explicit:</w:t>
       </w:r>
-      <w:r>
-        <w:t xml:space="preserve"> </w:t>
-      </w:r>
-      <w:r>
-        <w:t xml:space="preserve">- Which variables are set by intervention</w:t>
-      </w:r>
-      <w:r>
-        <w:t xml:space="preserve"> </w:t>
-      </w:r>
-      <w:r>
-        <w:t xml:space="preserve">- Which variables remain as observed</w:t>
-      </w:r>
-      <w:r>
-        <w:t xml:space="preserve"> </w:t>
-      </w:r>
-      <w:r>
-        <w:t xml:space="preserve">- Which counterfactual outcome we’re interested in</w:t>
-      </w:r>
-    </w:p>
-    <w:p>
-      <w:pPr>
-        <w:pStyle w:val="BodyText"/>
+    </w:p>
+    <w:p>
+      <w:pPr>
+        <w:pStyle w:val="Compact"/>
+        <w:numPr>
+          <w:ilvl w:val="0"/>
+          <w:numId w:val="1016"/>
+        </w:numPr>
+      </w:pPr>
+      <w:r>
+        <w:t xml:space="preserve">Which variables are set by intervention</w:t>
+      </w:r>
+    </w:p>
+    <w:p>
+      <w:pPr>
+        <w:pStyle w:val="Compact"/>
+        <w:numPr>
+          <w:ilvl w:val="0"/>
+          <w:numId w:val="1016"/>
+        </w:numPr>
+      </w:pPr>
+      <w:r>
+        <w:t xml:space="preserve">Which variables remain as observed</w:t>
+      </w:r>
+    </w:p>
+    <w:p>
+      <w:pPr>
+        <w:pStyle w:val="Compact"/>
+        <w:numPr>
+          <w:ilvl w:val="0"/>
+          <w:numId w:val="1016"/>
+        </w:numPr>
+      </w:pPr>
+      <w:r>
+        <w:t xml:space="preserve">Which counterfactual outcome we’re interested in</w:t>
+      </w:r>
+    </w:p>
+    <w:p>
+      <w:pPr>
+        <w:pStyle w:val="FirstParagraph"/>
       </w:pPr>
       <w:r>
         <w:rPr>
@@ -3434,28 +3539,46 @@
       <w:r>
         <w:t xml:space="preserve">:</w:t>
       </w:r>
-      <w:r>
-        <w:t xml:space="preserve"> </w:t>
-      </w:r>
-      <w:r>
-        <w:t xml:space="preserve">- Clearer representation of counterfactuals</w:t>
-      </w:r>
-      <w:r>
-        <w:t xml:space="preserve"> </w:t>
-      </w:r>
-      <w:r>
-        <w:t xml:space="preserve">- Explicit about the intervention</w:t>
-      </w:r>
-      <w:r>
-        <w:t xml:space="preserve"> </w:t>
-      </w:r>
-      <w:r>
-        <w:t xml:space="preserve">- Useful for complex scenarios (time-varying treatments, mediation)</w:t>
-      </w:r>
-    </w:p>
-    <w:p>
-      <w:pPr>
-        <w:pStyle w:val="BodyText"/>
+    </w:p>
+    <w:p>
+      <w:pPr>
+        <w:pStyle w:val="Compact"/>
+        <w:numPr>
+          <w:ilvl w:val="0"/>
+          <w:numId w:val="1017"/>
+        </w:numPr>
+      </w:pPr>
+      <w:r>
+        <w:t xml:space="preserve">Clearer representation of counterfactuals</w:t>
+      </w:r>
+    </w:p>
+    <w:p>
+      <w:pPr>
+        <w:pStyle w:val="Compact"/>
+        <w:numPr>
+          <w:ilvl w:val="0"/>
+          <w:numId w:val="1017"/>
+        </w:numPr>
+      </w:pPr>
+      <w:r>
+        <w:t xml:space="preserve">Explicit about the intervention</w:t>
+      </w:r>
+    </w:p>
+    <w:p>
+      <w:pPr>
+        <w:pStyle w:val="Compact"/>
+        <w:numPr>
+          <w:ilvl w:val="0"/>
+          <w:numId w:val="1017"/>
+        </w:numPr>
+      </w:pPr>
+      <w:r>
+        <w:t xml:space="preserve">Useful for complex scenarios (time-varying treatments, mediation)</w:t>
+      </w:r>
+    </w:p>
+    <w:p>
+      <w:pPr>
+        <w:pStyle w:val="FirstParagraph"/>
       </w:pPr>
       <w:r>
         <w:rPr>
@@ -3467,28 +3590,46 @@
       <w:r>
         <w:t xml:space="preserve">:</w:t>
       </w:r>
-      <w:r>
-        <w:t xml:space="preserve"> </w:t>
-      </w:r>
-      <w:r>
-        <w:t xml:space="preserve">- More complex notation</w:t>
-      </w:r>
-      <w:r>
-        <w:t xml:space="preserve"> </w:t>
-      </w:r>
-      <w:r>
-        <w:t xml:space="preserve">- Require more assumptions to be specified</w:t>
-      </w:r>
-      <w:r>
-        <w:t xml:space="preserve"> </w:t>
-      </w:r>
-      <w:r>
-        <w:t xml:space="preserve">- Not yet as widely used as standard DAGs</w:t>
-      </w:r>
-    </w:p>
-    <w:p>
-      <w:pPr>
-        <w:pStyle w:val="BodyText"/>
+    </w:p>
+    <w:p>
+      <w:pPr>
+        <w:pStyle w:val="Compact"/>
+        <w:numPr>
+          <w:ilvl w:val="0"/>
+          <w:numId w:val="1018"/>
+        </w:numPr>
+      </w:pPr>
+      <w:r>
+        <w:t xml:space="preserve">More complex notation</w:t>
+      </w:r>
+    </w:p>
+    <w:p>
+      <w:pPr>
+        <w:pStyle w:val="Compact"/>
+        <w:numPr>
+          <w:ilvl w:val="0"/>
+          <w:numId w:val="1018"/>
+        </w:numPr>
+      </w:pPr>
+      <w:r>
+        <w:t xml:space="preserve">Require more assumptions to be specified</w:t>
+      </w:r>
+    </w:p>
+    <w:p>
+      <w:pPr>
+        <w:pStyle w:val="Compact"/>
+        <w:numPr>
+          <w:ilvl w:val="0"/>
+          <w:numId w:val="1018"/>
+        </w:numPr>
+      </w:pPr>
+      <w:r>
+        <w:t xml:space="preserve">Not yet as widely used as standard DAGs</w:t>
+      </w:r>
+    </w:p>
+    <w:p>
+      <w:pPr>
+        <w:pStyle w:val="FirstParagraph"/>
       </w:pPr>
       <w:r>
         <w:t xml:space="preserve">For most purposes in this book, standard DAGs suffice. SWIGs are mentioned for completeness and for readers interested in advanced topics.</w:t>
@@ -3526,7 +3667,7 @@
       <w:pPr>
         <w:numPr>
           <w:ilvl w:val="0"/>
-          <w:numId w:val="1008"/>
+          <w:numId w:val="1019"/>
         </w:numPr>
       </w:pPr>
       <w:r>
@@ -3555,7 +3696,7 @@
       <w:pPr>
         <w:numPr>
           <w:ilvl w:val="0"/>
-          <w:numId w:val="1008"/>
+          <w:numId w:val="1019"/>
         </w:numPr>
       </w:pPr>
       <w:r>
@@ -3587,7 +3728,7 @@
       <w:pPr>
         <w:numPr>
           <w:ilvl w:val="0"/>
-          <w:numId w:val="1008"/>
+          <w:numId w:val="1019"/>
         </w:numPr>
       </w:pPr>
       <w:r>
@@ -3681,7 +3822,7 @@
       <w:pPr>
         <w:numPr>
           <w:ilvl w:val="0"/>
-          <w:numId w:val="1008"/>
+          <w:numId w:val="1019"/>
         </w:numPr>
       </w:pPr>
       <w:r>
@@ -3767,17 +3908,376 @@
       <w:r>
         <w:t xml:space="preserve">:</w:t>
       </w:r>
-      <w:r>
-        <w:t xml:space="preserve"> </w:t>
-      </w:r>
-      <w:r>
-        <w:t xml:space="preserve">- Estimate effect separately for age = 40, 50, 60, 70</w:t>
-      </w:r>
-      <w:r>
-        <w:t xml:space="preserve"> </w:t>
-      </w:r>
-      <w:r>
-        <w:t xml:space="preserve">- Combine using weighted average</w:t>
+    </w:p>
+    <w:p>
+      <w:pPr>
+        <w:pStyle w:val="Compact"/>
+        <w:numPr>
+          <w:ilvl w:val="0"/>
+          <w:numId w:val="1020"/>
+        </w:numPr>
+      </w:pPr>
+      <w:r>
+        <w:t xml:space="preserve">Estimate effect separately for age = 40, 50, 60, 70</w:t>
+      </w:r>
+    </w:p>
+    <w:p>
+      <w:pPr>
+        <w:pStyle w:val="Compact"/>
+        <w:numPr>
+          <w:ilvl w:val="0"/>
+          <w:numId w:val="1020"/>
+        </w:numPr>
+      </w:pPr>
+      <w:r>
+        <w:t xml:space="preserve">Combine using weighted average</w:t>
+      </w:r>
+    </w:p>
+    <w:p>
+      <w:pPr>
+        <w:pStyle w:val="FirstParagraph"/>
+      </w:pPr>
+      <w:r>
+        <w:rPr>
+          <w:b/>
+          <w:bCs/>
+        </w:rPr>
+        <w:t xml:space="preserve">Regression</w:t>
+      </w:r>
+      <w:r>
+        <w:t xml:space="preserve">:</w:t>
+      </w:r>
+    </w:p>
+    <w:p>
+      <w:pPr>
+        <w:pStyle w:val="SourceCode"/>
+      </w:pPr>
+      <w:r>
+        <w:rPr>
+          <w:rStyle w:val="FunctionTok"/>
+        </w:rPr>
+        <w:t xml:space="preserve">glm</w:t>
+      </w:r>
+      <w:r>
+        <w:rPr>
+          <w:rStyle w:val="NormalTok"/>
+        </w:rPr>
+        <w:t xml:space="preserve">(Y </w:t>
+      </w:r>
+      <w:r>
+        <w:rPr>
+          <w:rStyle w:val="SpecialCharTok"/>
+        </w:rPr>
+        <w:t xml:space="preserve">~</w:t>
+      </w:r>
+      <w:r>
+        <w:rPr>
+          <w:rStyle w:val="NormalTok"/>
+        </w:rPr>
+        <w:t xml:space="preserve"> A </w:t>
+      </w:r>
+      <w:r>
+        <w:rPr>
+          <w:rStyle w:val="SpecialCharTok"/>
+        </w:rPr>
+        <w:t xml:space="preserve">+</w:t>
+      </w:r>
+      <w:r>
+        <w:rPr>
+          <w:rStyle w:val="NormalTok"/>
+        </w:rPr>
+        <w:t xml:space="preserve"> L, </w:t>
+      </w:r>
+      <w:r>
+        <w:rPr>
+          <w:rStyle w:val="AttributeTok"/>
+        </w:rPr>
+        <w:t xml:space="preserve">family =</w:t>
+      </w:r>
+      <w:r>
+        <w:rPr>
+          <w:rStyle w:val="NormalTok"/>
+        </w:rPr>
+        <w:t xml:space="preserve"> </w:t>
+      </w:r>
+      <w:r>
+        <w:rPr>
+          <w:rStyle w:val="FunctionTok"/>
+        </w:rPr>
+        <w:t xml:space="preserve">binomial</w:t>
+      </w:r>
+      <w:r>
+        <w:rPr>
+          <w:rStyle w:val="NormalTok"/>
+        </w:rPr>
+        <w:t xml:space="preserve">())</w:t>
+      </w:r>
+    </w:p>
+    <w:p>
+      <w:pPr>
+        <w:pStyle w:val="FirstParagraph"/>
+      </w:pPr>
+      <w:r>
+        <w:rPr>
+          <w:b/>
+          <w:bCs/>
+        </w:rPr>
+        <w:t xml:space="preserve">IP weighting</w:t>
+      </w:r>
+      <w:r>
+        <w:t xml:space="preserve"> </w:t>
+      </w:r>
+      <w:r>
+        <w:t xml:space="preserve">(Chapter 12):</w:t>
+      </w:r>
+    </w:p>
+    <w:p>
+      <w:pPr>
+        <w:pStyle w:val="SourceCode"/>
+      </w:pPr>
+      <w:r>
+        <w:rPr>
+          <w:rStyle w:val="NormalTok"/>
+        </w:rPr>
+        <w:t xml:space="preserve">weight </w:t>
+      </w:r>
+      <w:r>
+        <w:rPr>
+          <w:rStyle w:val="OtherTok"/>
+        </w:rPr>
+        <w:t xml:space="preserve">&lt;-</w:t>
+      </w:r>
+      <w:r>
+        <w:rPr>
+          <w:rStyle w:val="NormalTok"/>
+        </w:rPr>
+        <w:t xml:space="preserve"> </w:t>
+      </w:r>
+      <w:r>
+        <w:rPr>
+          <w:rStyle w:val="DecValTok"/>
+        </w:rPr>
+        <w:t xml:space="preserve">1</w:t>
+      </w:r>
+      <w:r>
+        <w:rPr>
+          <w:rStyle w:val="NormalTok"/>
+        </w:rPr>
+        <w:t xml:space="preserve"> </w:t>
+      </w:r>
+      <w:r>
+        <w:rPr>
+          <w:rStyle w:val="SpecialCharTok"/>
+        </w:rPr>
+        <w:t xml:space="preserve">/</w:t>
+      </w:r>
+      <w:r>
+        <w:rPr>
+          <w:rStyle w:val="NormalTok"/>
+        </w:rPr>
+        <w:t xml:space="preserve"> </w:t>
+      </w:r>
+      <w:r>
+        <w:rPr>
+          <w:rStyle w:val="FunctionTok"/>
+        </w:rPr>
+        <w:t xml:space="preserve">predict</w:t>
+      </w:r>
+      <w:r>
+        <w:rPr>
+          <w:rStyle w:val="NormalTok"/>
+        </w:rPr>
+        <w:t xml:space="preserve">(</w:t>
+      </w:r>
+      <w:r>
+        <w:rPr>
+          <w:rStyle w:val="FunctionTok"/>
+        </w:rPr>
+        <w:t xml:space="preserve">glm</w:t>
+      </w:r>
+      <w:r>
+        <w:rPr>
+          <w:rStyle w:val="NormalTok"/>
+        </w:rPr>
+        <w:t xml:space="preserve">(A </w:t>
+      </w:r>
+      <w:r>
+        <w:rPr>
+          <w:rStyle w:val="SpecialCharTok"/>
+        </w:rPr>
+        <w:t xml:space="preserve">~</w:t>
+      </w:r>
+      <w:r>
+        <w:rPr>
+          <w:rStyle w:val="NormalTok"/>
+        </w:rPr>
+        <w:t xml:space="preserve"> L, </w:t>
+      </w:r>
+      <w:r>
+        <w:rPr>
+          <w:rStyle w:val="AttributeTok"/>
+        </w:rPr>
+        <w:t xml:space="preserve">family =</w:t>
+      </w:r>
+      <w:r>
+        <w:rPr>
+          <w:rStyle w:val="NormalTok"/>
+        </w:rPr>
+        <w:t xml:space="preserve"> </w:t>
+      </w:r>
+      <w:r>
+        <w:rPr>
+          <w:rStyle w:val="FunctionTok"/>
+        </w:rPr>
+        <w:t xml:space="preserve">binomial</w:t>
+      </w:r>
+      <w:r>
+        <w:rPr>
+          <w:rStyle w:val="NormalTok"/>
+        </w:rPr>
+        <w:t xml:space="preserve">()), </w:t>
+      </w:r>
+      <w:r>
+        <w:rPr>
+          <w:rStyle w:val="AttributeTok"/>
+        </w:rPr>
+        <w:t xml:space="preserve">type =</w:t>
+      </w:r>
+      <w:r>
+        <w:rPr>
+          <w:rStyle w:val="NormalTok"/>
+        </w:rPr>
+        <w:t xml:space="preserve"> </w:t>
+      </w:r>
+      <w:r>
+        <w:rPr>
+          <w:rStyle w:val="StringTok"/>
+        </w:rPr>
+        <w:t xml:space="preserve">"response"</w:t>
+      </w:r>
+      <w:r>
+        <w:rPr>
+          <w:rStyle w:val="NormalTok"/>
+        </w:rPr>
+        <w:t xml:space="preserve">)</w:t>
+      </w:r>
+      <w:r>
+        <w:br/>
+      </w:r>
+      <w:r>
+        <w:rPr>
+          <w:rStyle w:val="FunctionTok"/>
+        </w:rPr>
+        <w:t xml:space="preserve">glm</w:t>
+      </w:r>
+      <w:r>
+        <w:rPr>
+          <w:rStyle w:val="NormalTok"/>
+        </w:rPr>
+        <w:t xml:space="preserve">(Y </w:t>
+      </w:r>
+      <w:r>
+        <w:rPr>
+          <w:rStyle w:val="SpecialCharTok"/>
+        </w:rPr>
+        <w:t xml:space="preserve">~</w:t>
+      </w:r>
+      <w:r>
+        <w:rPr>
+          <w:rStyle w:val="NormalTok"/>
+        </w:rPr>
+        <w:t xml:space="preserve"> A, </w:t>
+      </w:r>
+      <w:r>
+        <w:rPr>
+          <w:rStyle w:val="AttributeTok"/>
+        </w:rPr>
+        <w:t xml:space="preserve">weights =</w:t>
+      </w:r>
+      <w:r>
+        <w:rPr>
+          <w:rStyle w:val="NormalTok"/>
+        </w:rPr>
+        <w:t xml:space="preserve"> weight, </w:t>
+      </w:r>
+      <w:r>
+        <w:rPr>
+          <w:rStyle w:val="AttributeTok"/>
+        </w:rPr>
+        <w:t xml:space="preserve">family =</w:t>
+      </w:r>
+      <w:r>
+        <w:rPr>
+          <w:rStyle w:val="NormalTok"/>
+        </w:rPr>
+        <w:t xml:space="preserve"> </w:t>
+      </w:r>
+      <w:r>
+        <w:rPr>
+          <w:rStyle w:val="FunctionTok"/>
+        </w:rPr>
+        <w:t xml:space="preserve">binomial</w:t>
+      </w:r>
+      <w:r>
+        <w:rPr>
+          <w:rStyle w:val="NormalTok"/>
+        </w:rPr>
+        <w:t xml:space="preserve">())</w:t>
+      </w:r>
+    </w:p>
+    <w:p>
+      <w:pPr>
+        <w:pStyle w:val="FirstParagraph"/>
+      </w:pPr>
+      <w:r>
+        <w:rPr>
+          <w:b/>
+          <w:bCs/>
+        </w:rPr>
+        <w:t xml:space="preserve">Matching</w:t>
+      </w:r>
+      <w:r>
+        <w:t xml:space="preserve">:</w:t>
+      </w:r>
+    </w:p>
+    <w:p>
+      <w:pPr>
+        <w:pStyle w:val="Compact"/>
+        <w:numPr>
+          <w:ilvl w:val="0"/>
+          <w:numId w:val="1021"/>
+        </w:numPr>
+      </w:pPr>
+      <w:r>
+        <w:t xml:space="preserve">For each smoker, find non-smoker of same age</w:t>
+      </w:r>
+    </w:p>
+    <w:p>
+      <w:pPr>
+        <w:pStyle w:val="Compact"/>
+        <w:numPr>
+          <w:ilvl w:val="0"/>
+          <w:numId w:val="1021"/>
+        </w:numPr>
+      </w:pPr>
+      <w:r>
+        <w:t xml:space="preserve">Compare outcomes</w:t>
+      </w:r>
+    </w:p>
+    <w:bookmarkEnd w:id="35"/>
+    <w:p>
+      <w:pPr>
+        <w:pStyle w:val="FirstParagraph"/>
+      </w:pPr>
+      <w:r>
+        <w:rPr>
+          <w:b/>
+          <w:bCs/>
+        </w:rPr>
+        <w:t xml:space="preserve">Choosing an adjustment method</w:t>
+      </w:r>
+      <w:r>
+        <w:t xml:space="preserve">:</w:t>
       </w:r>
     </w:p>
     <w:p>
@@ -3789,6 +4289,69 @@
           <w:b/>
           <w:bCs/>
         </w:rPr>
+        <w:t xml:space="preserve">Stratification</w:t>
+      </w:r>
+      <w:r>
+        <w:t xml:space="preserve">:</w:t>
+      </w:r>
+    </w:p>
+    <w:p>
+      <w:pPr>
+        <w:pStyle w:val="Compact"/>
+        <w:numPr>
+          <w:ilvl w:val="0"/>
+          <w:numId w:val="1022"/>
+        </w:numPr>
+      </w:pPr>
+      <w:r>
+        <w:t xml:space="preserve">✓ Transparent, easy to understand</w:t>
+      </w:r>
+    </w:p>
+    <w:p>
+      <w:pPr>
+        <w:pStyle w:val="Compact"/>
+        <w:numPr>
+          <w:ilvl w:val="0"/>
+          <w:numId w:val="1022"/>
+        </w:numPr>
+      </w:pPr>
+      <w:r>
+        <w:t xml:space="preserve">✓ Allows checking for effect modification</w:t>
+      </w:r>
+    </w:p>
+    <w:p>
+      <w:pPr>
+        <w:pStyle w:val="Compact"/>
+        <w:numPr>
+          <w:ilvl w:val="0"/>
+          <w:numId w:val="1022"/>
+        </w:numPr>
+      </w:pPr>
+      <w:r>
+        <w:t xml:space="preserve">✗ Limited to discrete confounders</w:t>
+      </w:r>
+    </w:p>
+    <w:p>
+      <w:pPr>
+        <w:pStyle w:val="Compact"/>
+        <w:numPr>
+          <w:ilvl w:val="0"/>
+          <w:numId w:val="1022"/>
+        </w:numPr>
+      </w:pPr>
+      <w:r>
+        <w:t xml:space="preserve">✗ Requires large sample sizes for fine strata</w:t>
+      </w:r>
+    </w:p>
+    <w:p>
+      <w:pPr>
+        <w:pStyle w:val="FirstParagraph"/>
+      </w:pPr>
+      <w:r>
+        <w:rPr>
+          <w:b/>
+          <w:bCs/>
+        </w:rPr>
         <w:t xml:space="preserve">Regression</w:t>
       </w:r>
       <w:r>
@@ -3797,67 +4360,50 @@
     </w:p>
     <w:p>
       <w:pPr>
-        <w:pStyle w:val="SourceCode"/>
-      </w:pPr>
-      <w:r>
-        <w:rPr>
-          <w:rStyle w:val="FunctionTok"/>
-        </w:rPr>
-        <w:t xml:space="preserve">glm</w:t>
-      </w:r>
-      <w:r>
-        <w:rPr>
-          <w:rStyle w:val="NormalTok"/>
-        </w:rPr>
-        <w:t xml:space="preserve">(Y </w:t>
-      </w:r>
-      <w:r>
-        <w:rPr>
-          <w:rStyle w:val="SpecialCharTok"/>
-        </w:rPr>
-        <w:t xml:space="preserve">~</w:t>
-      </w:r>
-      <w:r>
-        <w:rPr>
-          <w:rStyle w:val="NormalTok"/>
-        </w:rPr>
-        <w:t xml:space="preserve"> A </w:t>
-      </w:r>
-      <w:r>
-        <w:rPr>
-          <w:rStyle w:val="SpecialCharTok"/>
-        </w:rPr>
-        <w:t xml:space="preserve">+</w:t>
-      </w:r>
-      <w:r>
-        <w:rPr>
-          <w:rStyle w:val="NormalTok"/>
-        </w:rPr>
-        <w:t xml:space="preserve"> L, </w:t>
-      </w:r>
-      <w:r>
-        <w:rPr>
-          <w:rStyle w:val="AttributeTok"/>
-        </w:rPr>
-        <w:t xml:space="preserve">family =</w:t>
-      </w:r>
-      <w:r>
-        <w:rPr>
-          <w:rStyle w:val="NormalTok"/>
-        </w:rPr>
-        <w:t xml:space="preserve"> </w:t>
-      </w:r>
-      <w:r>
-        <w:rPr>
-          <w:rStyle w:val="FunctionTok"/>
-        </w:rPr>
-        <w:t xml:space="preserve">binomial</w:t>
-      </w:r>
-      <w:r>
-        <w:rPr>
-          <w:rStyle w:val="NormalTok"/>
-        </w:rPr>
-        <w:t xml:space="preserve">())</w:t>
+        <w:pStyle w:val="Compact"/>
+        <w:numPr>
+          <w:ilvl w:val="0"/>
+          <w:numId w:val="1023"/>
+        </w:numPr>
+      </w:pPr>
+      <w:r>
+        <w:t xml:space="preserve">✓ Handles continuous confounders</w:t>
+      </w:r>
+    </w:p>
+    <w:p>
+      <w:pPr>
+        <w:pStyle w:val="Compact"/>
+        <w:numPr>
+          <w:ilvl w:val="0"/>
+          <w:numId w:val="1023"/>
+        </w:numPr>
+      </w:pPr>
+      <w:r>
+        <w:t xml:space="preserve">✓ Efficient (uses all data)</w:t>
+      </w:r>
+    </w:p>
+    <w:p>
+      <w:pPr>
+        <w:pStyle w:val="Compact"/>
+        <w:numPr>
+          <w:ilvl w:val="0"/>
+          <w:numId w:val="1023"/>
+        </w:numPr>
+      </w:pPr>
+      <w:r>
+        <w:t xml:space="preserve">✗ Relies on model assumptions</w:t>
+      </w:r>
+    </w:p>
+    <w:p>
+      <w:pPr>
+        <w:pStyle w:val="Compact"/>
+        <w:numPr>
+          <w:ilvl w:val="0"/>
+          <w:numId w:val="1023"/>
+        </w:numPr>
+      </w:pPr>
+      <w:r>
+        <w:t xml:space="preserve">✗ Can obscure effect modification</w:t>
       </w:r>
     </w:p>
     <w:p>
@@ -3872,204 +4418,55 @@
         <w:t xml:space="preserve">IP weighting</w:t>
       </w:r>
       <w:r>
-        <w:t xml:space="preserve"> </w:t>
-      </w:r>
-      <w:r>
-        <w:t xml:space="preserve">(Chapter 12):</w:t>
-      </w:r>
-    </w:p>
-    <w:p>
-      <w:pPr>
-        <w:pStyle w:val="SourceCode"/>
-      </w:pPr>
-      <w:r>
-        <w:rPr>
-          <w:rStyle w:val="NormalTok"/>
-        </w:rPr>
-        <w:t xml:space="preserve">weight </w:t>
-      </w:r>
-      <w:r>
-        <w:rPr>
-          <w:rStyle w:val="OtherTok"/>
-        </w:rPr>
-        <w:t xml:space="preserve">&lt;-</w:t>
-      </w:r>
-      <w:r>
-        <w:rPr>
-          <w:rStyle w:val="NormalTok"/>
-        </w:rPr>
-        <w:t xml:space="preserve"> </w:t>
-      </w:r>
-      <w:r>
-        <w:rPr>
-          <w:rStyle w:val="DecValTok"/>
-        </w:rPr>
-        <w:t xml:space="preserve">1</w:t>
-      </w:r>
-      <w:r>
-        <w:rPr>
-          <w:rStyle w:val="NormalTok"/>
-        </w:rPr>
-        <w:t xml:space="preserve"> </w:t>
-      </w:r>
-      <w:r>
-        <w:rPr>
-          <w:rStyle w:val="SpecialCharTok"/>
-        </w:rPr>
-        <w:t xml:space="preserve">/</w:t>
-      </w:r>
-      <w:r>
-        <w:rPr>
-          <w:rStyle w:val="NormalTok"/>
-        </w:rPr>
-        <w:t xml:space="preserve"> </w:t>
-      </w:r>
-      <w:r>
-        <w:rPr>
-          <w:rStyle w:val="FunctionTok"/>
-        </w:rPr>
-        <w:t xml:space="preserve">predict</w:t>
-      </w:r>
-      <w:r>
-        <w:rPr>
-          <w:rStyle w:val="NormalTok"/>
-        </w:rPr>
-        <w:t xml:space="preserve">(</w:t>
-      </w:r>
-      <w:r>
-        <w:rPr>
-          <w:rStyle w:val="FunctionTok"/>
-        </w:rPr>
-        <w:t xml:space="preserve">glm</w:t>
-      </w:r>
-      <w:r>
-        <w:rPr>
-          <w:rStyle w:val="NormalTok"/>
-        </w:rPr>
-        <w:t xml:space="preserve">(A </w:t>
-      </w:r>
-      <w:r>
-        <w:rPr>
-          <w:rStyle w:val="SpecialCharTok"/>
-        </w:rPr>
-        <w:t xml:space="preserve">~</w:t>
-      </w:r>
-      <w:r>
-        <w:rPr>
-          <w:rStyle w:val="NormalTok"/>
-        </w:rPr>
-        <w:t xml:space="preserve"> L, </w:t>
-      </w:r>
-      <w:r>
-        <w:rPr>
-          <w:rStyle w:val="AttributeTok"/>
-        </w:rPr>
-        <w:t xml:space="preserve">family =</w:t>
-      </w:r>
-      <w:r>
-        <w:rPr>
-          <w:rStyle w:val="NormalTok"/>
-        </w:rPr>
-        <w:t xml:space="preserve"> </w:t>
-      </w:r>
-      <w:r>
-        <w:rPr>
-          <w:rStyle w:val="FunctionTok"/>
-        </w:rPr>
-        <w:t xml:space="preserve">binomial</w:t>
-      </w:r>
-      <w:r>
-        <w:rPr>
-          <w:rStyle w:val="NormalTok"/>
-        </w:rPr>
-        <w:t xml:space="preserve">()), </w:t>
-      </w:r>
-      <w:r>
-        <w:rPr>
-          <w:rStyle w:val="AttributeTok"/>
-        </w:rPr>
-        <w:t xml:space="preserve">type =</w:t>
-      </w:r>
-      <w:r>
-        <w:rPr>
-          <w:rStyle w:val="NormalTok"/>
-        </w:rPr>
-        <w:t xml:space="preserve"> </w:t>
-      </w:r>
-      <w:r>
-        <w:rPr>
-          <w:rStyle w:val="StringTok"/>
-        </w:rPr>
-        <w:t xml:space="preserve">"response"</w:t>
-      </w:r>
-      <w:r>
-        <w:rPr>
-          <w:rStyle w:val="NormalTok"/>
-        </w:rPr>
-        <w:t xml:space="preserve">)</w:t>
-      </w:r>
-      <w:r>
-        <w:br/>
-      </w:r>
-      <w:r>
-        <w:rPr>
-          <w:rStyle w:val="FunctionTok"/>
-        </w:rPr>
-        <w:t xml:space="preserve">glm</w:t>
-      </w:r>
-      <w:r>
-        <w:rPr>
-          <w:rStyle w:val="NormalTok"/>
-        </w:rPr>
-        <w:t xml:space="preserve">(Y </w:t>
-      </w:r>
-      <w:r>
-        <w:rPr>
-          <w:rStyle w:val="SpecialCharTok"/>
-        </w:rPr>
-        <w:t xml:space="preserve">~</w:t>
-      </w:r>
-      <w:r>
-        <w:rPr>
-          <w:rStyle w:val="NormalTok"/>
-        </w:rPr>
-        <w:t xml:space="preserve"> A, </w:t>
-      </w:r>
-      <w:r>
-        <w:rPr>
-          <w:rStyle w:val="AttributeTok"/>
-        </w:rPr>
-        <w:t xml:space="preserve">weights =</w:t>
-      </w:r>
-      <w:r>
-        <w:rPr>
-          <w:rStyle w:val="NormalTok"/>
-        </w:rPr>
-        <w:t xml:space="preserve"> weight, </w:t>
-      </w:r>
-      <w:r>
-        <w:rPr>
-          <w:rStyle w:val="AttributeTok"/>
-        </w:rPr>
-        <w:t xml:space="preserve">family =</w:t>
-      </w:r>
-      <w:r>
-        <w:rPr>
-          <w:rStyle w:val="NormalTok"/>
-        </w:rPr>
-        <w:t xml:space="preserve"> </w:t>
-      </w:r>
-      <w:r>
-        <w:rPr>
-          <w:rStyle w:val="FunctionTok"/>
-        </w:rPr>
-        <w:t xml:space="preserve">binomial</w:t>
-      </w:r>
-      <w:r>
-        <w:rPr>
-          <w:rStyle w:val="NormalTok"/>
-        </w:rPr>
-        <w:t xml:space="preserve">())</w:t>
+        <w:t xml:space="preserve">:</w:t>
+      </w:r>
+    </w:p>
+    <w:p>
+      <w:pPr>
+        <w:pStyle w:val="Compact"/>
+        <w:numPr>
+          <w:ilvl w:val="0"/>
+          <w:numId w:val="1024"/>
+        </w:numPr>
+      </w:pPr>
+      <w:r>
+        <w:t xml:space="preserve">✓ Flexible, can handle complex confounding</w:t>
+      </w:r>
+    </w:p>
+    <w:p>
+      <w:pPr>
+        <w:pStyle w:val="Compact"/>
+        <w:numPr>
+          <w:ilvl w:val="0"/>
+          <w:numId w:val="1024"/>
+        </w:numPr>
+      </w:pPr>
+      <w:r>
+        <w:t xml:space="preserve">✓ Estimates marginal (population-average) effects</w:t>
+      </w:r>
+    </w:p>
+    <w:p>
+      <w:pPr>
+        <w:pStyle w:val="Compact"/>
+        <w:numPr>
+          <w:ilvl w:val="0"/>
+          <w:numId w:val="1024"/>
+        </w:numPr>
+      </w:pPr>
+      <w:r>
+        <w:t xml:space="preserve">✗ Can be unstable with extreme weights</w:t>
+      </w:r>
+    </w:p>
+    <w:p>
+      <w:pPr>
+        <w:pStyle w:val="Compact"/>
+        <w:numPr>
+          <w:ilvl w:val="0"/>
+          <w:numId w:val="1024"/>
+        </w:numPr>
+      </w:pPr>
+      <w:r>
+        <w:t xml:space="preserve">✗ More complex to implement</w:t>
       </w:r>
     </w:p>
     <w:p>
@@ -4086,188 +4483,46 @@
       <w:r>
         <w:t xml:space="preserve">:</w:t>
       </w:r>
-      <w:r>
-        <w:t xml:space="preserve"> </w:t>
-      </w:r>
-      <w:r>
-        <w:t xml:space="preserve">- For each smoker, find non-smoker of same age</w:t>
-      </w:r>
-      <w:r>
-        <w:t xml:space="preserve"> </w:t>
-      </w:r>
-      <w:r>
-        <w:t xml:space="preserve">- Compare outcomes</w:t>
-      </w:r>
-    </w:p>
-    <w:bookmarkEnd w:id="35"/>
-    <w:p>
-      <w:pPr>
-        <w:pStyle w:val="BodyText"/>
-      </w:pPr>
-      <w:r>
-        <w:rPr>
-          <w:b/>
-          <w:bCs/>
-        </w:rPr>
-        <w:t xml:space="preserve">Choosing an adjustment method</w:t>
-      </w:r>
-      <w:r>
-        <w:t xml:space="preserve">:</w:t>
-      </w:r>
-    </w:p>
-    <w:p>
-      <w:pPr>
-        <w:pStyle w:val="BodyText"/>
-      </w:pPr>
-      <w:r>
-        <w:rPr>
-          <w:b/>
-          <w:bCs/>
-        </w:rPr>
-        <w:t xml:space="preserve">Stratification</w:t>
-      </w:r>
-      <w:r>
-        <w:t xml:space="preserve">:</w:t>
-      </w:r>
-      <w:r>
-        <w:t xml:space="preserve"> </w:t>
-      </w:r>
-      <w:r>
-        <w:t xml:space="preserve">- ✓ Transparent, easy to understand</w:t>
-      </w:r>
-      <w:r>
-        <w:t xml:space="preserve"> </w:t>
-      </w:r>
-      <w:r>
-        <w:t xml:space="preserve">- ✓ Allows checking for effect modification</w:t>
-      </w:r>
-      <w:r>
-        <w:t xml:space="preserve"> </w:t>
-      </w:r>
-      <w:r>
-        <w:t xml:space="preserve">- ✗ Limited to discrete confounders</w:t>
-      </w:r>
-      <w:r>
-        <w:t xml:space="preserve"> </w:t>
-      </w:r>
-      <w:r>
-        <w:t xml:space="preserve">- ✗ Requires large sample sizes for fine strata</w:t>
-      </w:r>
-    </w:p>
-    <w:p>
-      <w:pPr>
-        <w:pStyle w:val="BodyText"/>
-      </w:pPr>
-      <w:r>
-        <w:rPr>
-          <w:b/>
-          <w:bCs/>
-        </w:rPr>
-        <w:t xml:space="preserve">Regression</w:t>
-      </w:r>
-      <w:r>
-        <w:t xml:space="preserve">:</w:t>
-      </w:r>
-      <w:r>
-        <w:t xml:space="preserve"> </w:t>
-      </w:r>
-      <w:r>
-        <w:t xml:space="preserve">- ✓ Handles continuous confounders</w:t>
-      </w:r>
-      <w:r>
-        <w:t xml:space="preserve"> </w:t>
-      </w:r>
-      <w:r>
-        <w:t xml:space="preserve">- ✓ Efficient (uses all data)</w:t>
-      </w:r>
-      <w:r>
-        <w:t xml:space="preserve"> </w:t>
-      </w:r>
-      <w:r>
-        <w:t xml:space="preserve">- ✗ Relies on model assumptions</w:t>
-      </w:r>
-      <w:r>
-        <w:t xml:space="preserve"> </w:t>
-      </w:r>
-      <w:r>
-        <w:t xml:space="preserve">- ✗ Can obscure effect modification</w:t>
-      </w:r>
-    </w:p>
-    <w:p>
-      <w:pPr>
-        <w:pStyle w:val="BodyText"/>
-      </w:pPr>
-      <w:r>
-        <w:rPr>
-          <w:b/>
-          <w:bCs/>
-        </w:rPr>
-        <w:t xml:space="preserve">IP weighting</w:t>
-      </w:r>
-      <w:r>
-        <w:t xml:space="preserve">:</w:t>
-      </w:r>
-      <w:r>
-        <w:t xml:space="preserve"> </w:t>
-      </w:r>
-      <w:r>
-        <w:t xml:space="preserve">- ✓ Flexible, can handle complex confounding</w:t>
-      </w:r>
-      <w:r>
-        <w:t xml:space="preserve"> </w:t>
-      </w:r>
-      <w:r>
-        <w:t xml:space="preserve">- ✓ Estimates marginal (population-average) effects</w:t>
-      </w:r>
-      <w:r>
-        <w:t xml:space="preserve"> </w:t>
-      </w:r>
-      <w:r>
-        <w:t xml:space="preserve">- ✗ Can be unstable with extreme weights</w:t>
-      </w:r>
-      <w:r>
-        <w:t xml:space="preserve"> </w:t>
-      </w:r>
-      <w:r>
-        <w:t xml:space="preserve">- ✗ More complex to implement</w:t>
-      </w:r>
-    </w:p>
-    <w:p>
-      <w:pPr>
-        <w:pStyle w:val="BodyText"/>
-      </w:pPr>
-      <w:r>
-        <w:rPr>
-          <w:b/>
-          <w:bCs/>
-        </w:rPr>
-        <w:t xml:space="preserve">Matching</w:t>
-      </w:r>
-      <w:r>
-        <w:t xml:space="preserve">:</w:t>
-      </w:r>
-      <w:r>
-        <w:t xml:space="preserve"> </w:t>
-      </w:r>
-      <w:r>
-        <w:t xml:space="preserve">- ✓ Intuitive, creates comparable groups</w:t>
-      </w:r>
-      <w:r>
-        <w:t xml:space="preserve"> </w:t>
-      </w:r>
-      <w:r>
-        <w:t xml:space="preserve">- ✗ Discards unmatched data</w:t>
-      </w:r>
-      <w:r>
-        <w:t xml:space="preserve"> </w:t>
-      </w:r>
-      <w:r>
-        <w:t xml:space="preserve">- ✗ Largely superseded by other methods</w:t>
-      </w:r>
-    </w:p>
-    <w:p>
-      <w:pPr>
-        <w:pStyle w:val="BodyText"/>
+    </w:p>
+    <w:p>
+      <w:pPr>
+        <w:pStyle w:val="Compact"/>
+        <w:numPr>
+          <w:ilvl w:val="0"/>
+          <w:numId w:val="1025"/>
+        </w:numPr>
+      </w:pPr>
+      <w:r>
+        <w:t xml:space="preserve">✓ Intuitive, creates comparable groups</w:t>
+      </w:r>
+    </w:p>
+    <w:p>
+      <w:pPr>
+        <w:pStyle w:val="Compact"/>
+        <w:numPr>
+          <w:ilvl w:val="0"/>
+          <w:numId w:val="1025"/>
+        </w:numPr>
+      </w:pPr>
+      <w:r>
+        <w:t xml:space="preserve">✗ Discards unmatched data</w:t>
+      </w:r>
+    </w:p>
+    <w:p>
+      <w:pPr>
+        <w:pStyle w:val="Compact"/>
+        <w:numPr>
+          <w:ilvl w:val="0"/>
+          <w:numId w:val="1025"/>
+        </w:numPr>
+      </w:pPr>
+      <w:r>
+        <w:t xml:space="preserve">✗ Largely superseded by other methods</w:t>
+      </w:r>
+    </w:p>
+    <w:p>
+      <w:pPr>
+        <w:pStyle w:val="FirstParagraph"/>
       </w:pPr>
       <w:r>
         <w:rPr>
@@ -4331,7 +4586,7 @@
       <w:pPr>
         <w:numPr>
           <w:ilvl w:val="0"/>
-          <w:numId w:val="1009"/>
+          <w:numId w:val="1026"/>
         </w:numPr>
       </w:pPr>
       <w:r>
@@ -4349,7 +4604,7 @@
       <w:pPr>
         <w:numPr>
           <w:ilvl w:val="0"/>
-          <w:numId w:val="1009"/>
+          <w:numId w:val="1026"/>
         </w:numPr>
       </w:pPr>
       <w:r>
@@ -4367,7 +4622,7 @@
       <w:pPr>
         <w:numPr>
           <w:ilvl w:val="0"/>
-          <w:numId w:val="1009"/>
+          <w:numId w:val="1026"/>
         </w:numPr>
       </w:pPr>
       <w:r>
@@ -4385,7 +4640,7 @@
       <w:pPr>
         <w:numPr>
           <w:ilvl w:val="0"/>
-          <w:numId w:val="1009"/>
+          <w:numId w:val="1026"/>
         </w:numPr>
       </w:pPr>
       <w:r>
@@ -4403,7 +4658,7 @@
       <w:pPr>
         <w:numPr>
           <w:ilvl w:val="0"/>
-          <w:numId w:val="1009"/>
+          <w:numId w:val="1026"/>
         </w:numPr>
       </w:pPr>
       <w:r>
@@ -4421,7 +4676,7 @@
       <w:pPr>
         <w:numPr>
           <w:ilvl w:val="0"/>
-          <w:numId w:val="1009"/>
+          <w:numId w:val="1026"/>
         </w:numPr>
       </w:pPr>
       <w:r>
@@ -4440,7 +4695,7 @@
         <w:pStyle w:val="Compact"/>
         <w:numPr>
           <w:ilvl w:val="1"/>
-          <w:numId w:val="1010"/>
+          <w:numId w:val="1027"/>
         </w:numPr>
       </w:pPr>
       <w:r>
@@ -4452,7 +4707,7 @@
         <w:pStyle w:val="Compact"/>
         <w:numPr>
           <w:ilvl w:val="1"/>
-          <w:numId w:val="1010"/>
+          <w:numId w:val="1027"/>
         </w:numPr>
       </w:pPr>
       <w:r>
@@ -4464,7 +4719,7 @@
         <w:pStyle w:val="Compact"/>
         <w:numPr>
           <w:ilvl w:val="1"/>
-          <w:numId w:val="1010"/>
+          <w:numId w:val="1027"/>
         </w:numPr>
       </w:pPr>
       <w:r>
@@ -4490,7 +4745,7 @@
       <w:pPr>
         <w:numPr>
           <w:ilvl w:val="0"/>
-          <w:numId w:val="1011"/>
+          <w:numId w:val="1028"/>
         </w:numPr>
       </w:pPr>
       <w:r>
@@ -4511,7 +4766,7 @@
       <w:pPr>
         <w:numPr>
           <w:ilvl w:val="0"/>
-          <w:numId w:val="1011"/>
+          <w:numId w:val="1028"/>
         </w:numPr>
       </w:pPr>
       <w:r>
@@ -4532,7 +4787,7 @@
       <w:pPr>
         <w:numPr>
           <w:ilvl w:val="0"/>
-          <w:numId w:val="1011"/>
+          <w:numId w:val="1028"/>
         </w:numPr>
       </w:pPr>
       <w:r>
@@ -4553,7 +4808,7 @@
       <w:pPr>
         <w:numPr>
           <w:ilvl w:val="0"/>
-          <w:numId w:val="1011"/>
+          <w:numId w:val="1028"/>
         </w:numPr>
       </w:pPr>
       <w:r>
@@ -4574,7 +4829,7 @@
       <w:pPr>
         <w:numPr>
           <w:ilvl w:val="0"/>
-          <w:numId w:val="1011"/>
+          <w:numId w:val="1028"/>
         </w:numPr>
       </w:pPr>
       <w:r>
@@ -4593,7 +4848,7 @@
         <w:pStyle w:val="Compact"/>
         <w:numPr>
           <w:ilvl w:val="1"/>
-          <w:numId w:val="1012"/>
+          <w:numId w:val="1029"/>
         </w:numPr>
       </w:pPr>
       <w:r>
@@ -4638,7 +4893,7 @@
         <w:pStyle w:val="Compact"/>
         <w:numPr>
           <w:ilvl w:val="1"/>
-          <w:numId w:val="1012"/>
+          <w:numId w:val="1029"/>
         </w:numPr>
       </w:pPr>
       <w:r>
@@ -4650,7 +4905,7 @@
         <w:pStyle w:val="Compact"/>
         <w:numPr>
           <w:ilvl w:val="1"/>
-          <w:numId w:val="1012"/>
+          <w:numId w:val="1029"/>
         </w:numPr>
       </w:pPr>
       <w:r>
@@ -4661,7 +4916,7 @@
       <w:pPr>
         <w:numPr>
           <w:ilvl w:val="0"/>
-          <w:numId w:val="1011"/>
+          <w:numId w:val="1028"/>
         </w:numPr>
       </w:pPr>
       <w:r>
@@ -4679,7 +4934,7 @@
       <w:pPr>
         <w:numPr>
           <w:ilvl w:val="0"/>
-          <w:numId w:val="1011"/>
+          <w:numId w:val="1028"/>
         </w:numPr>
       </w:pPr>
       <w:r>
@@ -4715,29 +4970,61 @@
       <w:r>
         <w:t xml:space="preserve">Even with perfect adjustment for measured confounders, bias can remain if:</w:t>
       </w:r>
-      <w:r>
-        <w:t xml:space="preserve"> </w:t>
-      </w:r>
-      <w:r>
-        <w:t xml:space="preserve">- Important confounders are unmeasured (Chapter 19 covers sensitivity analysis)</w:t>
-      </w:r>
-      <w:r>
-        <w:t xml:space="preserve"> </w:t>
-      </w:r>
-      <w:r>
-        <w:t xml:space="preserve">- Confounders are measured with error (Chapter 9)</w:t>
-      </w:r>
-      <w:r>
-        <w:t xml:space="preserve"> </w:t>
-      </w:r>
-      <w:r>
-        <w:t xml:space="preserve">- Adjustment methods are applied incorrectly</w:t>
-      </w:r>
-      <w:r>
-        <w:t xml:space="preserve"> </w:t>
-      </w:r>
-      <w:r>
-        <w:t xml:space="preserve">- Positivity is violated</w:t>
+    </w:p>
+    <w:p>
+      <w:pPr>
+        <w:pStyle w:val="Compact"/>
+        <w:numPr>
+          <w:ilvl w:val="0"/>
+          <w:numId w:val="1030"/>
+        </w:numPr>
+      </w:pPr>
+      <w:r>
+        <w:t xml:space="preserve">Important confounders are unmeasured (Chapter 19 covers sensitivity analysis)</w:t>
+      </w:r>
+    </w:p>
+    <w:p>
+      <w:pPr>
+        <w:pStyle w:val="Compact"/>
+        <w:numPr>
+          <w:ilvl w:val="0"/>
+          <w:numId w:val="1030"/>
+        </w:numPr>
+      </w:pPr>
+      <w:r>
+        <w:t xml:space="preserve">Confounders are measured with error (Chapter 9)</w:t>
+      </w:r>
+    </w:p>
+    <w:p>
+      <w:pPr>
+        <w:pStyle w:val="Compact"/>
+        <w:numPr>
+          <w:ilvl w:val="0"/>
+          <w:numId w:val="1030"/>
+        </w:numPr>
+      </w:pPr>
+      <w:r>
+        <w:t xml:space="preserve">Adjustment methods are applied incorrectly</w:t>
+      </w:r>
+    </w:p>
+    <w:p>
+      <w:pPr>
+        <w:pStyle w:val="Compact"/>
+        <w:numPr>
+          <w:ilvl w:val="0"/>
+          <w:numId w:val="1030"/>
+        </w:numPr>
+      </w:pPr>
+      <w:r>
+        <w:t xml:space="preserve">Positivity is violated</w:t>
+      </w:r>
+    </w:p>
+    <w:p>
+      <w:pPr>
+        <w:pStyle w:val="FirstParagraph"/>
+      </w:pPr>
+      <w:r>
+        <w:t xml:space="preserve">Confounding control is necessary but not sufficient for valid causal inference.</w:t>
       </w:r>
     </w:p>
     <w:p>
@@ -4745,14 +5032,6 @@
         <w:pStyle w:val="BodyText"/>
       </w:pPr>
       <w:r>
-        <w:t xml:space="preserve">Confounding control is necessary but not sufficient for valid causal inference.</w:t>
-      </w:r>
-    </w:p>
-    <w:p>
-      <w:pPr>
-        <w:pStyle w:val="BodyText"/>
-      </w:pPr>
-      <w:r>
         <w:rPr>
           <w:b/>
           <w:bCs/>
@@ -4762,15 +5041,15 @@
       <w:r>
         <w:t xml:space="preserve">:</w:t>
       </w:r>
-      <w:r>
-        <w:t xml:space="preserve"> </w:t>
-      </w:r>
-      <w:r>
-        <w:t xml:space="preserve">-</w:t>
-      </w:r>
-      <w:r>
-        <w:t xml:space="preserve"> </w:t>
-      </w:r>
+    </w:p>
+    <w:p>
+      <w:pPr>
+        <w:pStyle w:val="Compact"/>
+        <w:numPr>
+          <w:ilvl w:val="0"/>
+          <w:numId w:val="1031"/>
+        </w:numPr>
+      </w:pPr>
       <w:r>
         <w:rPr>
           <w:b/>
@@ -4781,15 +5060,15 @@
       <w:r>
         <w:t xml:space="preserve">: Selection bias</w:t>
       </w:r>
-      <w:r>
-        <w:t xml:space="preserve"> </w:t>
-      </w:r>
-      <w:r>
-        <w:t xml:space="preserve">-</w:t>
-      </w:r>
-      <w:r>
-        <w:t xml:space="preserve"> </w:t>
-      </w:r>
+    </w:p>
+    <w:p>
+      <w:pPr>
+        <w:pStyle w:val="Compact"/>
+        <w:numPr>
+          <w:ilvl w:val="0"/>
+          <w:numId w:val="1031"/>
+        </w:numPr>
+      </w:pPr>
       <w:r>
         <w:rPr>
           <w:b/>
@@ -4800,15 +5079,15 @@
       <w:r>
         <w:t xml:space="preserve">: Measurement bias</w:t>
       </w:r>
-      <w:r>
-        <w:t xml:space="preserve"> </w:t>
-      </w:r>
-      <w:r>
-        <w:t xml:space="preserve">-</w:t>
-      </w:r>
-      <w:r>
-        <w:t xml:space="preserve"> </w:t>
-      </w:r>
+    </w:p>
+    <w:p>
+      <w:pPr>
+        <w:pStyle w:val="Compact"/>
+        <w:numPr>
+          <w:ilvl w:val="0"/>
+          <w:numId w:val="1031"/>
+        </w:numPr>
+      </w:pPr>
       <w:r>
         <w:rPr>
           <w:b/>
@@ -5188,64 +5467,10 @@
     </w:lvlOverride>
   </w:num>
   <w:num w:numId="1002">
-    <w:abstractNumId w:val="99411"/>
-    <w:lvlOverride w:ilvl="0">
-      <w:startOverride w:val="1"/>
-    </w:lvlOverride>
-    <w:lvlOverride w:ilvl="1">
-      <w:startOverride w:val="1"/>
-    </w:lvlOverride>
-    <w:lvlOverride w:ilvl="2">
-      <w:startOverride w:val="1"/>
-    </w:lvlOverride>
-    <w:lvlOverride w:ilvl="3">
-      <w:startOverride w:val="1"/>
-    </w:lvlOverride>
-    <w:lvlOverride w:ilvl="4">
-      <w:startOverride w:val="1"/>
-    </w:lvlOverride>
-    <w:lvlOverride w:ilvl="5">
-      <w:startOverride w:val="1"/>
-    </w:lvlOverride>
-    <w:lvlOverride w:ilvl="6">
-      <w:startOverride w:val="1"/>
-    </w:lvlOverride>
-    <w:lvlOverride w:ilvl="7">
-      <w:startOverride w:val="1"/>
-    </w:lvlOverride>
-    <w:lvlOverride w:ilvl="8">
-      <w:startOverride w:val="1"/>
-    </w:lvlOverride>
+    <w:abstractNumId w:val="991"/>
   </w:num>
   <w:num w:numId="1003">
-    <w:abstractNumId w:val="99411"/>
-    <w:lvlOverride w:ilvl="0">
-      <w:startOverride w:val="1"/>
-    </w:lvlOverride>
-    <w:lvlOverride w:ilvl="1">
-      <w:startOverride w:val="1"/>
-    </w:lvlOverride>
-    <w:lvlOverride w:ilvl="2">
-      <w:startOverride w:val="1"/>
-    </w:lvlOverride>
-    <w:lvlOverride w:ilvl="3">
-      <w:startOverride w:val="1"/>
-    </w:lvlOverride>
-    <w:lvlOverride w:ilvl="4">
-      <w:startOverride w:val="1"/>
-    </w:lvlOverride>
-    <w:lvlOverride w:ilvl="5">
-      <w:startOverride w:val="1"/>
-    </w:lvlOverride>
-    <w:lvlOverride w:ilvl="6">
-      <w:startOverride w:val="1"/>
-    </w:lvlOverride>
-    <w:lvlOverride w:ilvl="7">
-      <w:startOverride w:val="1"/>
-    </w:lvlOverride>
-    <w:lvlOverride w:ilvl="8">
-      <w:startOverride w:val="1"/>
-    </w:lvlOverride>
+    <w:abstractNumId w:val="991"/>
   </w:num>
   <w:num w:numId="1004">
     <w:abstractNumId w:val="991"/>
@@ -5260,34 +5485,7 @@
     <w:abstractNumId w:val="991"/>
   </w:num>
   <w:num w:numId="1008">
-    <w:abstractNumId w:val="99411"/>
-    <w:lvlOverride w:ilvl="0">
-      <w:startOverride w:val="1"/>
-    </w:lvlOverride>
-    <w:lvlOverride w:ilvl="1">
-      <w:startOverride w:val="1"/>
-    </w:lvlOverride>
-    <w:lvlOverride w:ilvl="2">
-      <w:startOverride w:val="1"/>
-    </w:lvlOverride>
-    <w:lvlOverride w:ilvl="3">
-      <w:startOverride w:val="1"/>
-    </w:lvlOverride>
-    <w:lvlOverride w:ilvl="4">
-      <w:startOverride w:val="1"/>
-    </w:lvlOverride>
-    <w:lvlOverride w:ilvl="5">
-      <w:startOverride w:val="1"/>
-    </w:lvlOverride>
-    <w:lvlOverride w:ilvl="6">
-      <w:startOverride w:val="1"/>
-    </w:lvlOverride>
-    <w:lvlOverride w:ilvl="7">
-      <w:startOverride w:val="1"/>
-    </w:lvlOverride>
-    <w:lvlOverride w:ilvl="8">
-      <w:startOverride w:val="1"/>
-    </w:lvlOverride>
+    <w:abstractNumId w:val="991"/>
   </w:num>
   <w:num w:numId="1009">
     <w:abstractNumId w:val="99411"/>
@@ -5353,6 +5551,144 @@
     </w:lvlOverride>
   </w:num>
   <w:num w:numId="1012">
+    <w:abstractNumId w:val="991"/>
+  </w:num>
+  <w:num w:numId="1013">
+    <w:abstractNumId w:val="991"/>
+  </w:num>
+  <w:num w:numId="1014">
+    <w:abstractNumId w:val="991"/>
+  </w:num>
+  <w:num w:numId="1015">
+    <w:abstractNumId w:val="991"/>
+  </w:num>
+  <w:num w:numId="1016">
+    <w:abstractNumId w:val="991"/>
+  </w:num>
+  <w:num w:numId="1017">
+    <w:abstractNumId w:val="991"/>
+  </w:num>
+  <w:num w:numId="1018">
+    <w:abstractNumId w:val="991"/>
+  </w:num>
+  <w:num w:numId="1019">
+    <w:abstractNumId w:val="99411"/>
+    <w:lvlOverride w:ilvl="0">
+      <w:startOverride w:val="1"/>
+    </w:lvlOverride>
+    <w:lvlOverride w:ilvl="1">
+      <w:startOverride w:val="1"/>
+    </w:lvlOverride>
+    <w:lvlOverride w:ilvl="2">
+      <w:startOverride w:val="1"/>
+    </w:lvlOverride>
+    <w:lvlOverride w:ilvl="3">
+      <w:startOverride w:val="1"/>
+    </w:lvlOverride>
+    <w:lvlOverride w:ilvl="4">
+      <w:startOverride w:val="1"/>
+    </w:lvlOverride>
+    <w:lvlOverride w:ilvl="5">
+      <w:startOverride w:val="1"/>
+    </w:lvlOverride>
+    <w:lvlOverride w:ilvl="6">
+      <w:startOverride w:val="1"/>
+    </w:lvlOverride>
+    <w:lvlOverride w:ilvl="7">
+      <w:startOverride w:val="1"/>
+    </w:lvlOverride>
+    <w:lvlOverride w:ilvl="8">
+      <w:startOverride w:val="1"/>
+    </w:lvlOverride>
+  </w:num>
+  <w:num w:numId="1020">
+    <w:abstractNumId w:val="991"/>
+  </w:num>
+  <w:num w:numId="1021">
+    <w:abstractNumId w:val="991"/>
+  </w:num>
+  <w:num w:numId="1022">
+    <w:abstractNumId w:val="991"/>
+  </w:num>
+  <w:num w:numId="1023">
+    <w:abstractNumId w:val="991"/>
+  </w:num>
+  <w:num w:numId="1024">
+    <w:abstractNumId w:val="991"/>
+  </w:num>
+  <w:num w:numId="1025">
+    <w:abstractNumId w:val="991"/>
+  </w:num>
+  <w:num w:numId="1026">
+    <w:abstractNumId w:val="99411"/>
+    <w:lvlOverride w:ilvl="0">
+      <w:startOverride w:val="1"/>
+    </w:lvlOverride>
+    <w:lvlOverride w:ilvl="1">
+      <w:startOverride w:val="1"/>
+    </w:lvlOverride>
+    <w:lvlOverride w:ilvl="2">
+      <w:startOverride w:val="1"/>
+    </w:lvlOverride>
+    <w:lvlOverride w:ilvl="3">
+      <w:startOverride w:val="1"/>
+    </w:lvlOverride>
+    <w:lvlOverride w:ilvl="4">
+      <w:startOverride w:val="1"/>
+    </w:lvlOverride>
+    <w:lvlOverride w:ilvl="5">
+      <w:startOverride w:val="1"/>
+    </w:lvlOverride>
+    <w:lvlOverride w:ilvl="6">
+      <w:startOverride w:val="1"/>
+    </w:lvlOverride>
+    <w:lvlOverride w:ilvl="7">
+      <w:startOverride w:val="1"/>
+    </w:lvlOverride>
+    <w:lvlOverride w:ilvl="8">
+      <w:startOverride w:val="1"/>
+    </w:lvlOverride>
+  </w:num>
+  <w:num w:numId="1027">
+    <w:abstractNumId w:val="991"/>
+  </w:num>
+  <w:num w:numId="1028">
+    <w:abstractNumId w:val="99411"/>
+    <w:lvlOverride w:ilvl="0">
+      <w:startOverride w:val="1"/>
+    </w:lvlOverride>
+    <w:lvlOverride w:ilvl="1">
+      <w:startOverride w:val="1"/>
+    </w:lvlOverride>
+    <w:lvlOverride w:ilvl="2">
+      <w:startOverride w:val="1"/>
+    </w:lvlOverride>
+    <w:lvlOverride w:ilvl="3">
+      <w:startOverride w:val="1"/>
+    </w:lvlOverride>
+    <w:lvlOverride w:ilvl="4">
+      <w:startOverride w:val="1"/>
+    </w:lvlOverride>
+    <w:lvlOverride w:ilvl="5">
+      <w:startOverride w:val="1"/>
+    </w:lvlOverride>
+    <w:lvlOverride w:ilvl="6">
+      <w:startOverride w:val="1"/>
+    </w:lvlOverride>
+    <w:lvlOverride w:ilvl="7">
+      <w:startOverride w:val="1"/>
+    </w:lvlOverride>
+    <w:lvlOverride w:ilvl="8">
+      <w:startOverride w:val="1"/>
+    </w:lvlOverride>
+  </w:num>
+  <w:num w:numId="1029">
+    <w:abstractNumId w:val="991"/>
+  </w:num>
+  <w:num w:numId="1030">
+    <w:abstractNumId w:val="991"/>
+  </w:num>
+  <w:num w:numId="1031">
     <w:abstractNumId w:val="991"/>
   </w:num>
 </w:numbering>
